--- a/_build/docx/01_Кадровые_документы/12_Приказ_о_проведении_аттестации.docx
+++ b/_build/docx/01_Кадровые_документы/12_Приказ_о_проведении_аттестации.docx
@@ -50,7 +50,7 @@
         <w:rPr>
           <w:rFonts w:ascii="Times New Roman" w:hAnsi="Times New Roman"/>
         </w:rPr>
-        <w:t>«___» июня 2026 г.                                                     № ______</w:t>
+        <w:t>«___» __________ 2026 г.                                                     № ______</w:t>
       </w:r>
     </w:p>
     <w:p>
@@ -76,7 +76,39 @@
         <w:rPr>
           <w:rFonts w:ascii="Times New Roman" w:hAnsi="Times New Roman"/>
         </w:rPr>
-        <w:t>«ведущий инженер-конструктор», в соответствии с Положением о порядке аттестации</w:t>
+        <w:t>«начальник проектно-конструкторского отдела», установленным квалификационной</w:t>
+      </w:r>
+    </w:p>
+    <w:p>
+      <w:r>
+        <w:rPr>
+          <w:rFonts w:ascii="Times New Roman" w:hAnsi="Times New Roman"/>
+        </w:rPr>
+        <w:t>характеристикой должности «Начальник (заведующий) проектно-конструкторским</w:t>
+      </w:r>
+    </w:p>
+    <w:p>
+      <w:r>
+        <w:rPr>
+          <w:rFonts w:ascii="Times New Roman" w:hAnsi="Times New Roman"/>
+        </w:rPr>
+        <w:t>отделом» выпуска 39 Единого квалификационного справочника должностей служащих</w:t>
+      </w:r>
+    </w:p>
+    <w:p>
+      <w:r>
+        <w:rPr>
+          <w:rFonts w:ascii="Times New Roman" w:hAnsi="Times New Roman"/>
+        </w:rPr>
+        <w:t>(утв. постановлением Министерства труда и социальной защиты Республики Беларусь</w:t>
+      </w:r>
+    </w:p>
+    <w:p>
+      <w:r>
+        <w:rPr>
+          <w:rFonts w:ascii="Times New Roman" w:hAnsi="Times New Roman"/>
+        </w:rPr>
+        <w:t>от 23.02.2024 № 9), в соответствии с Положением о порядке аттестации</w:t>
       </w:r>
     </w:p>
     <w:p>
@@ -118,7 +150,7 @@
         <w:rPr>
           <w:rFonts w:ascii="Times New Roman" w:hAnsi="Times New Roman"/>
         </w:rPr>
-        <w:t xml:space="preserve"> «___» июня 2026 г. внеочередную аттестацию инженера-конструктора</w:t>
+        <w:t xml:space="preserve"> «___» __________ 2026 г. внеочередную аттестацию инженера-конструктора</w:t>
       </w:r>
     </w:p>
     <w:p>
@@ -148,7 +180,7 @@
           <w:rFonts w:ascii="Times New Roman" w:hAnsi="Times New Roman"/>
           <w:b/>
         </w:rPr>
-        <w:t>ведущего инженера-конструктора</w:t>
+        <w:t>начальника проектно-конструкторского отдела</w:t>
       </w:r>
       <w:r>
         <w:rPr>
@@ -163,6 +195,59 @@
           <w:rFonts w:ascii="Times New Roman" w:hAnsi="Times New Roman"/>
         </w:rPr>
         <w:t>планируемым переводом на вышестоящую должность — п. 3.3 Положения об аттестации).</w:t>
+      </w:r>
+    </w:p>
+    <w:p>
+      <w:r>
+        <w:rPr>
+          <w:rFonts w:ascii="Times New Roman" w:hAnsi="Times New Roman"/>
+        </w:rPr>
+        <w:t>Комиссии дополнительно рассмотреть вопрос о рекомендации назначения Иванюк В.С.</w:t>
+      </w:r>
+    </w:p>
+    <w:p>
+      <w:r>
+        <w:rPr>
+          <w:rFonts w:ascii="Times New Roman" w:hAnsi="Times New Roman"/>
+        </w:rPr>
+        <w:t xml:space="preserve">на указанную должность </w:t>
+      </w:r>
+      <w:r>
+        <w:rPr>
+          <w:rFonts w:ascii="Times New Roman" w:hAnsi="Times New Roman"/>
+          <w:b/>
+        </w:rPr>
+        <w:t>в порядке исключения</w:t>
+      </w:r>
+      <w:r>
+        <w:rPr>
+          <w:rFonts w:ascii="Times New Roman" w:hAnsi="Times New Roman"/>
+        </w:rPr>
+        <w:t xml:space="preserve"> (пункт 12 Общих положений</w:t>
+      </w:r>
+    </w:p>
+    <w:p>
+      <w:r>
+        <w:rPr>
+          <w:rFonts w:ascii="Times New Roman" w:hAnsi="Times New Roman"/>
+        </w:rPr>
+        <w:t>Единого квалификационного справочника должностей служащих, утв. постановлением</w:t>
+      </w:r>
+    </w:p>
+    <w:p>
+      <w:r>
+        <w:rPr>
+          <w:rFonts w:ascii="Times New Roman" w:hAnsi="Times New Roman"/>
+        </w:rPr>
+        <w:t>Министерства труда и социальной защиты Республики Беларусь от 02.01.2012 № 1)</w:t>
+      </w:r>
+    </w:p>
+    <w:p>
+      <w:r>
+        <w:rPr>
+          <w:rFonts w:ascii="Times New Roman" w:hAnsi="Times New Roman"/>
+        </w:rPr>
+        <w:t>при недостаточности стажа конструкторской работы.</w:t>
       </w:r>
     </w:p>
     <w:p>
@@ -199,6 +284,9 @@
         <w:gridCol w:w="3324"/>
       </w:tblGrid>
       <w:tr>
+        <w:trPr>
+          <w:tblHeader w:val="true"/>
+        </w:trPr>
         <w:tc>
           <w:tcPr>
             <w:tcW w:type="dxa" w:w="3324"/>

--- a/_build/docx/01_Кадровые_документы/12_Приказ_о_проведении_аттестации.docx
+++ b/_build/docx/01_Кадровые_документы/12_Приказ_о_проведении_аттестации.docx
@@ -279,9 +279,9 @@
         <w:tblLook w:firstColumn="1" w:firstRow="1" w:lastColumn="0" w:lastRow="0" w:noHBand="0" w:noVBand="1" w:val="04A0"/>
       </w:tblPr>
       <w:tblGrid>
-        <w:gridCol w:w="3324"/>
-        <w:gridCol w:w="3324"/>
-        <w:gridCol w:w="3324"/>
+        <w:gridCol w:w="3213"/>
+        <w:gridCol w:w="3213"/>
+        <w:gridCol w:w="3213"/>
       </w:tblGrid>
       <w:tr>
         <w:trPr>
@@ -289,7 +289,7 @@
         </w:trPr>
         <w:tc>
           <w:tcPr>
-            <w:tcW w:type="dxa" w:w="3324"/>
+            <w:tcW w:type="dxa" w:w="3213"/>
           </w:tcPr>
           <w:p>
             <w:r>
@@ -304,7 +304,7 @@
         </w:tc>
         <w:tc>
           <w:tcPr>
-            <w:tcW w:type="dxa" w:w="3324"/>
+            <w:tcW w:type="dxa" w:w="3213"/>
           </w:tcPr>
           <w:p>
             <w:r>
@@ -319,7 +319,7 @@
         </w:tc>
         <w:tc>
           <w:tcPr>
-            <w:tcW w:type="dxa" w:w="3324"/>
+            <w:tcW w:type="dxa" w:w="3213"/>
           </w:tcPr>
           <w:p>
             <w:r>
@@ -336,7 +336,7 @@
       <w:tr>
         <w:tc>
           <w:tcPr>
-            <w:tcW w:type="dxa" w:w="3324"/>
+            <w:tcW w:type="dxa" w:w="3213"/>
           </w:tcPr>
           <w:p>
             <w:r>
@@ -350,7 +350,7 @@
         </w:tc>
         <w:tc>
           <w:tcPr>
-            <w:tcW w:type="dxa" w:w="3324"/>
+            <w:tcW w:type="dxa" w:w="3213"/>
           </w:tcPr>
           <w:p>
             <w:r>
@@ -364,7 +364,7 @@
         </w:tc>
         <w:tc>
           <w:tcPr>
-            <w:tcW w:type="dxa" w:w="3324"/>
+            <w:tcW w:type="dxa" w:w="3213"/>
           </w:tcPr>
           <w:p>
             <w:r>
@@ -380,7 +380,7 @@
       <w:tr>
         <w:tc>
           <w:tcPr>
-            <w:tcW w:type="dxa" w:w="3324"/>
+            <w:tcW w:type="dxa" w:w="3213"/>
           </w:tcPr>
           <w:p>
             <w:r>
@@ -394,7 +394,7 @@
         </w:tc>
         <w:tc>
           <w:tcPr>
-            <w:tcW w:type="dxa" w:w="3324"/>
+            <w:tcW w:type="dxa" w:w="3213"/>
           </w:tcPr>
           <w:p>
             <w:r>
@@ -408,7 +408,7 @@
         </w:tc>
         <w:tc>
           <w:tcPr>
-            <w:tcW w:type="dxa" w:w="3324"/>
+            <w:tcW w:type="dxa" w:w="3213"/>
           </w:tcPr>
           <w:p>
             <w:r>
@@ -424,7 +424,7 @@
       <w:tr>
         <w:tc>
           <w:tcPr>
-            <w:tcW w:type="dxa" w:w="3324"/>
+            <w:tcW w:type="dxa" w:w="3213"/>
           </w:tcPr>
           <w:p>
             <w:r>
@@ -438,7 +438,7 @@
         </w:tc>
         <w:tc>
           <w:tcPr>
-            <w:tcW w:type="dxa" w:w="3324"/>
+            <w:tcW w:type="dxa" w:w="3213"/>
           </w:tcPr>
           <w:p>
             <w:r>
@@ -452,7 +452,7 @@
         </w:tc>
         <w:tc>
           <w:tcPr>
-            <w:tcW w:type="dxa" w:w="3324"/>
+            <w:tcW w:type="dxa" w:w="3213"/>
           </w:tcPr>
           <w:p>
             <w:r>
@@ -634,7 +634,7 @@
       </w:r>
     </w:p>
     <w:sectPr>
-      <w:pgSz w:w="12240" w:h="15840"/>
+      <w:pgSz w:w="11906" w:h="16838"/>
       <w:pgMar w:top="1134" w:right="850" w:bottom="1134" w:left="1417" w:header="720" w:footer="720" w:gutter="0"/>
       <w:cols w:space="720"/>
       <w:docGrid w:linePitch="360"/>
